--- a/Documentation/Checklist_Release_VECTO_3.3.2.1548.docx
+++ b/Documentation/Checklist_Release_VECTO_3.3.2.1548.docx
@@ -4735,7 +4735,7 @@
             </w:rPr>
             <w:id w:val="468242377"/>
             <w14:checkbox>
-              <w14:checked w14:val="0"/>
+              <w14:checked w14:val="1"/>
               <w14:checkedState w14:val="2612" w14:font="MS Gothic"/>
               <w14:uncheckedState w14:val="2610" w14:font="MS Gothic"/>
             </w14:checkbox>
@@ -4757,7 +4757,7 @@
                   <w:rPr>
                     <w:rFonts w:ascii="MS Gothic" w:eastAsia="MS Gothic" w:hAnsi="MS Gothic" w:cs="Arial" w:hint="eastAsia"/>
                   </w:rPr>
-                  <w:t>☐</w:t>
+                  <w:t>☒</w:t>
                 </w:r>
               </w:p>
             </w:tc>
@@ -4793,7 +4793,7 @@
             </w:rPr>
             <w:id w:val="-1288959341"/>
             <w14:checkbox>
-              <w14:checked w14:val="0"/>
+              <w14:checked w14:val="1"/>
               <w14:checkedState w14:val="2612" w14:font="MS Gothic"/>
               <w14:uncheckedState w14:val="2610" w14:font="MS Gothic"/>
             </w14:checkbox>
@@ -4815,7 +4815,7 @@
                   <w:rPr>
                     <w:rFonts w:ascii="MS Gothic" w:eastAsia="MS Gothic" w:hAnsi="MS Gothic" w:cs="Arial" w:hint="eastAsia"/>
                   </w:rPr>
-                  <w:t>☐</w:t>
+                  <w:t>☒</w:t>
                 </w:r>
               </w:p>
             </w:tc>
@@ -4893,7 +4893,7 @@
             </w:rPr>
             <w:id w:val="326181896"/>
             <w14:checkbox>
-              <w14:checked w14:val="0"/>
+              <w14:checked w14:val="1"/>
               <w14:checkedState w14:val="2612" w14:font="MS Gothic"/>
               <w14:uncheckedState w14:val="2610" w14:font="MS Gothic"/>
             </w14:checkbox>
@@ -4915,7 +4915,7 @@
                   <w:rPr>
                     <w:rFonts w:ascii="MS Gothic" w:eastAsia="MS Gothic" w:hAnsi="MS Gothic" w:cs="Arial" w:hint="eastAsia"/>
                   </w:rPr>
-                  <w:t>☐</w:t>
+                  <w:t>☒</w:t>
                 </w:r>
               </w:p>
             </w:tc>
@@ -4952,7 +4952,7 @@
             </w:rPr>
             <w:id w:val="-199089515"/>
             <w14:checkbox>
-              <w14:checked w14:val="0"/>
+              <w14:checked w14:val="1"/>
               <w14:checkedState w14:val="2612" w14:font="MS Gothic"/>
               <w14:uncheckedState w14:val="2610" w14:font="MS Gothic"/>
             </w14:checkbox>
@@ -4974,7 +4974,7 @@
                   <w:rPr>
                     <w:rFonts w:ascii="MS Gothic" w:eastAsia="MS Gothic" w:hAnsi="MS Gothic" w:cs="Arial" w:hint="eastAsia"/>
                   </w:rPr>
-                  <w:t>☐</w:t>
+                  <w:t>☒</w:t>
                 </w:r>
               </w:p>
             </w:tc>
@@ -5011,7 +5011,7 @@
             </w:rPr>
             <w:id w:val="-1336599152"/>
             <w14:checkbox>
-              <w14:checked w14:val="0"/>
+              <w14:checked w14:val="1"/>
               <w14:checkedState w14:val="2612" w14:font="MS Gothic"/>
               <w14:uncheckedState w14:val="2610" w14:font="MS Gothic"/>
             </w14:checkbox>
@@ -5033,7 +5033,7 @@
                   <w:rPr>
                     <w:rFonts w:ascii="MS Gothic" w:eastAsia="MS Gothic" w:hAnsi="MS Gothic" w:cs="Arial" w:hint="eastAsia"/>
                   </w:rPr>
-                  <w:t>☐</w:t>
+                  <w:t>☒</w:t>
                 </w:r>
               </w:p>
             </w:tc>
@@ -5070,7 +5070,7 @@
             </w:rPr>
             <w:id w:val="6650506"/>
             <w14:checkbox>
-              <w14:checked w14:val="0"/>
+              <w14:checked w14:val="1"/>
               <w14:checkedState w14:val="2612" w14:font="MS Gothic"/>
               <w14:uncheckedState w14:val="2610" w14:font="MS Gothic"/>
             </w14:checkbox>
@@ -5092,7 +5092,7 @@
                   <w:rPr>
                     <w:rFonts w:ascii="MS Gothic" w:eastAsia="MS Gothic" w:hAnsi="MS Gothic" w:cs="Arial" w:hint="eastAsia"/>
                   </w:rPr>
-                  <w:t>☐</w:t>
+                  <w:t>☒</w:t>
                 </w:r>
               </w:p>
             </w:tc>
@@ -5167,7 +5167,7 @@
             </w:rPr>
             <w:id w:val="775679042"/>
             <w14:checkbox>
-              <w14:checked w14:val="0"/>
+              <w14:checked w14:val="1"/>
               <w14:checkedState w14:val="2612" w14:font="MS Gothic"/>
               <w14:uncheckedState w14:val="2610" w14:font="MS Gothic"/>
             </w14:checkbox>
@@ -5189,7 +5189,7 @@
                   <w:rPr>
                     <w:rFonts w:ascii="MS Gothic" w:eastAsia="MS Gothic" w:hAnsi="MS Gothic" w:cs="Arial" w:hint="eastAsia"/>
                   </w:rPr>
-                  <w:t>☐</w:t>
+                  <w:t>☒</w:t>
                 </w:r>
               </w:p>
             </w:tc>
@@ -5225,7 +5225,7 @@
             </w:rPr>
             <w:id w:val="670453380"/>
             <w14:checkbox>
-              <w14:checked w14:val="0"/>
+              <w14:checked w14:val="1"/>
               <w14:checkedState w14:val="2612" w14:font="MS Gothic"/>
               <w14:uncheckedState w14:val="2610" w14:font="MS Gothic"/>
             </w14:checkbox>
@@ -5247,7 +5247,7 @@
                   <w:rPr>
                     <w:rFonts w:ascii="MS Gothic" w:eastAsia="MS Gothic" w:hAnsi="MS Gothic" w:cs="Arial" w:hint="eastAsia"/>
                   </w:rPr>
-                  <w:t>☐</w:t>
+                  <w:t>☒</w:t>
                 </w:r>
               </w:p>
             </w:tc>
@@ -5324,7 +5324,7 @@
             </w:rPr>
             <w:id w:val="855547320"/>
             <w14:checkbox>
-              <w14:checked w14:val="0"/>
+              <w14:checked w14:val="1"/>
               <w14:checkedState w14:val="2612" w14:font="MS Gothic"/>
               <w14:uncheckedState w14:val="2610" w14:font="MS Gothic"/>
             </w14:checkbox>
@@ -5346,7 +5346,7 @@
                   <w:rPr>
                     <w:rFonts w:ascii="MS Gothic" w:eastAsia="MS Gothic" w:hAnsi="MS Gothic" w:cs="Arial" w:hint="eastAsia"/>
                   </w:rPr>
-                  <w:t>☐</w:t>
+                  <w:t>☒</w:t>
                 </w:r>
               </w:p>
             </w:tc>
@@ -5387,7 +5387,7 @@
             </w:rPr>
             <w:id w:val="-999029216"/>
             <w14:checkbox>
-              <w14:checked w14:val="0"/>
+              <w14:checked w14:val="1"/>
               <w14:checkedState w14:val="2612" w14:font="MS Gothic"/>
               <w14:uncheckedState w14:val="2610" w14:font="MS Gothic"/>
             </w14:checkbox>
@@ -5409,7 +5409,7 @@
                   <w:rPr>
                     <w:rFonts w:ascii="MS Gothic" w:eastAsia="MS Gothic" w:hAnsi="MS Gothic" w:cs="Arial" w:hint="eastAsia"/>
                   </w:rPr>
-                  <w:t>☐</w:t>
+                  <w:t>☒</w:t>
                 </w:r>
               </w:p>
             </w:tc>
@@ -5456,7 +5456,7 @@
             </w:rPr>
             <w:id w:val="-1286423710"/>
             <w14:checkbox>
-              <w14:checked w14:val="0"/>
+              <w14:checked w14:val="1"/>
               <w14:checkedState w14:val="2612" w14:font="MS Gothic"/>
               <w14:uncheckedState w14:val="2610" w14:font="MS Gothic"/>
             </w14:checkbox>
@@ -5478,7 +5478,7 @@
                   <w:rPr>
                     <w:rFonts w:ascii="MS Gothic" w:eastAsia="MS Gothic" w:hAnsi="MS Gothic" w:cs="Arial" w:hint="eastAsia"/>
                   </w:rPr>
-                  <w:t>☐</w:t>
+                  <w:t>☒</w:t>
                 </w:r>
               </w:p>
             </w:tc>
@@ -5787,8 +5787,6 @@
               </w:rPr>
               <w:fldChar w:fldCharType="separate"/>
             </w:r>
-            <w:bookmarkStart w:id="27" w:name="_GoBack"/>
-            <w:bookmarkEnd w:id="27"/>
             <w:r>
               <w:rPr>
                 <w:rFonts w:ascii="Courier New" w:hAnsi="Courier New" w:cs="Courier New"/>
@@ -6137,7 +6135,7 @@
             </w:rPr>
             <w:id w:val="-1127541570"/>
             <w14:checkbox>
-              <w14:checked w14:val="0"/>
+              <w14:checked w14:val="1"/>
               <w14:checkedState w14:val="2612" w14:font="MS Gothic"/>
               <w14:uncheckedState w14:val="2610" w14:font="MS Gothic"/>
             </w14:checkbox>
@@ -6159,7 +6157,7 @@
                   <w:rPr>
                     <w:rFonts w:ascii="MS Gothic" w:eastAsia="MS Gothic" w:hAnsi="MS Gothic" w:cs="Arial" w:hint="eastAsia"/>
                   </w:rPr>
-                  <w:t>☐</w:t>
+                  <w:t>☒</w:t>
                 </w:r>
               </w:p>
             </w:tc>
@@ -6249,7 +6247,7 @@
             </w:rPr>
             <w:id w:val="274994606"/>
             <w14:checkbox>
-              <w14:checked w14:val="0"/>
+              <w14:checked w14:val="1"/>
               <w14:checkedState w14:val="2612" w14:font="MS Gothic"/>
               <w14:uncheckedState w14:val="2610" w14:font="MS Gothic"/>
             </w14:checkbox>
@@ -6271,7 +6269,7 @@
                   <w:rPr>
                     <w:rFonts w:ascii="MS Gothic" w:eastAsia="MS Gothic" w:hAnsi="MS Gothic" w:cs="Arial" w:hint="eastAsia"/>
                   </w:rPr>
-                  <w:t>☐</w:t>
+                  <w:t>☒</w:t>
                 </w:r>
               </w:p>
             </w:tc>
@@ -6359,7 +6357,7 @@
             </w:rPr>
             <w:id w:val="-14611377"/>
             <w14:checkbox>
-              <w14:checked w14:val="0"/>
+              <w14:checked w14:val="1"/>
               <w14:checkedState w14:val="2612" w14:font="MS Gothic"/>
               <w14:uncheckedState w14:val="2610" w14:font="MS Gothic"/>
             </w14:checkbox>
@@ -6381,7 +6379,7 @@
                   <w:rPr>
                     <w:rFonts w:ascii="MS Gothic" w:eastAsia="MS Gothic" w:hAnsi="MS Gothic" w:cs="Arial" w:hint="eastAsia"/>
                   </w:rPr>
-                  <w:t>☐</w:t>
+                  <w:t>☒</w:t>
                 </w:r>
               </w:p>
             </w:tc>
@@ -6425,7 +6423,7 @@
             </w:rPr>
             <w:id w:val="-1669781726"/>
             <w14:checkbox>
-              <w14:checked w14:val="0"/>
+              <w14:checked w14:val="1"/>
               <w14:checkedState w14:val="2612" w14:font="MS Gothic"/>
               <w14:uncheckedState w14:val="2610" w14:font="MS Gothic"/>
             </w14:checkbox>
@@ -6447,7 +6445,7 @@
                   <w:rPr>
                     <w:rFonts w:ascii="MS Gothic" w:eastAsia="MS Gothic" w:hAnsi="MS Gothic" w:cs="Arial" w:hint="eastAsia"/>
                   </w:rPr>
-                  <w:t>☐</w:t>
+                  <w:t>☒</w:t>
                 </w:r>
               </w:p>
             </w:tc>
@@ -6491,7 +6489,7 @@
             </w:rPr>
             <w:id w:val="1409424936"/>
             <w14:checkbox>
-              <w14:checked w14:val="0"/>
+              <w14:checked w14:val="1"/>
               <w14:checkedState w14:val="2612" w14:font="MS Gothic"/>
               <w14:uncheckedState w14:val="2610" w14:font="MS Gothic"/>
             </w14:checkbox>
@@ -6513,7 +6511,7 @@
                   <w:rPr>
                     <w:rFonts w:ascii="MS Gothic" w:eastAsia="MS Gothic" w:hAnsi="MS Gothic" w:cs="Arial" w:hint="eastAsia"/>
                   </w:rPr>
-                  <w:t>☐</w:t>
+                  <w:t>☒</w:t>
                 </w:r>
               </w:p>
             </w:tc>
@@ -6575,7 +6573,7 @@
             </w:rPr>
             <w:id w:val="1814985223"/>
             <w14:checkbox>
-              <w14:checked w14:val="0"/>
+              <w14:checked w14:val="1"/>
               <w14:checkedState w14:val="2612" w14:font="MS Gothic"/>
               <w14:uncheckedState w14:val="2610" w14:font="MS Gothic"/>
             </w14:checkbox>
@@ -6597,7 +6595,7 @@
                   <w:rPr>
                     <w:rFonts w:ascii="MS Gothic" w:eastAsia="MS Gothic" w:hAnsi="MS Gothic" w:cs="Arial" w:hint="eastAsia"/>
                   </w:rPr>
-                  <w:t>☐</w:t>
+                  <w:t>☒</w:t>
                 </w:r>
               </w:p>
             </w:tc>
@@ -6641,7 +6639,7 @@
             </w:rPr>
             <w:id w:val="882370340"/>
             <w14:checkbox>
-              <w14:checked w14:val="0"/>
+              <w14:checked w14:val="1"/>
               <w14:checkedState w14:val="2612" w14:font="MS Gothic"/>
               <w14:uncheckedState w14:val="2610" w14:font="MS Gothic"/>
             </w14:checkbox>
@@ -6663,7 +6661,7 @@
                   <w:rPr>
                     <w:rFonts w:ascii="MS Gothic" w:eastAsia="MS Gothic" w:hAnsi="MS Gothic" w:cs="Arial" w:hint="eastAsia"/>
                   </w:rPr>
-                  <w:t>☐</w:t>
+                  <w:t>☒</w:t>
                 </w:r>
               </w:p>
             </w:tc>
@@ -6718,7 +6716,7 @@
             </w:rPr>
             <w:id w:val="1956435620"/>
             <w14:checkbox>
-              <w14:checked w14:val="0"/>
+              <w14:checked w14:val="1"/>
               <w14:checkedState w14:val="2612" w14:font="MS Gothic"/>
               <w14:uncheckedState w14:val="2610" w14:font="MS Gothic"/>
             </w14:checkbox>
@@ -6740,7 +6738,7 @@
                   <w:rPr>
                     <w:rFonts w:ascii="MS Gothic" w:eastAsia="MS Gothic" w:hAnsi="MS Gothic" w:cs="Arial" w:hint="eastAsia"/>
                   </w:rPr>
-                  <w:t>☐</w:t>
+                  <w:t>☒</w:t>
                 </w:r>
               </w:p>
             </w:tc>
@@ -6778,7 +6776,7 @@
             </w:rPr>
             <w:id w:val="-867984556"/>
             <w14:checkbox>
-              <w14:checked w14:val="0"/>
+              <w14:checked w14:val="1"/>
               <w14:checkedState w14:val="2612" w14:font="MS Gothic"/>
               <w14:uncheckedState w14:val="2610" w14:font="MS Gothic"/>
             </w14:checkbox>
@@ -6800,7 +6798,7 @@
                   <w:rPr>
                     <w:rFonts w:ascii="MS Gothic" w:eastAsia="MS Gothic" w:hAnsi="MS Gothic" w:cs="Arial" w:hint="eastAsia"/>
                   </w:rPr>
-                  <w:t>☐</w:t>
+                  <w:t>☒</w:t>
                 </w:r>
               </w:p>
             </w:tc>
@@ -6838,7 +6836,7 @@
             </w:rPr>
             <w:id w:val="1169446134"/>
             <w14:checkbox>
-              <w14:checked w14:val="0"/>
+              <w14:checked w14:val="1"/>
               <w14:checkedState w14:val="2612" w14:font="MS Gothic"/>
               <w14:uncheckedState w14:val="2610" w14:font="MS Gothic"/>
             </w14:checkbox>
@@ -6860,7 +6858,7 @@
                   <w:rPr>
                     <w:rFonts w:ascii="MS Gothic" w:eastAsia="MS Gothic" w:hAnsi="MS Gothic" w:cs="Arial" w:hint="eastAsia"/>
                   </w:rPr>
-                  <w:t>☐</w:t>
+                  <w:t>☒</w:t>
                 </w:r>
               </w:p>
             </w:tc>
@@ -6926,7 +6924,7 @@
           </w:ffData>
         </w:fldChar>
       </w:r>
-      <w:bookmarkStart w:id="28" w:name="Text4"/>
+      <w:bookmarkStart w:id="27" w:name="Text4"/>
       <w:r>
         <w:rPr>
           <w:sz w:val="24"/>
@@ -6949,35 +6947,7 @@
           <w:noProof/>
           <w:sz w:val="24"/>
         </w:rPr>
-        <w:t> </w:t>
-      </w:r>
-      <w:r>
-        <w:rPr>
-          <w:noProof/>
-          <w:sz w:val="24"/>
-        </w:rPr>
-        <w:t> </w:t>
-      </w:r>
-      <w:r>
-        <w:rPr>
-          <w:noProof/>
-          <w:sz w:val="24"/>
-        </w:rPr>
-        <w:t> </w:t>
-      </w:r>
-      <w:r>
-        <w:rPr>
-          <w:noProof/>
-          <w:sz w:val="24"/>
-        </w:rPr>
-        <w:t> </w:t>
-      </w:r>
-      <w:r>
-        <w:rPr>
-          <w:noProof/>
-          <w:sz w:val="24"/>
-        </w:rPr>
-        <w:t> </w:t>
+        <w:t>29.3.2019</w:t>
       </w:r>
       <w:r>
         <w:rPr>
@@ -6985,7 +6955,7 @@
         </w:rPr>
         <w:fldChar w:fldCharType="end"/>
       </w:r>
-      <w:bookmarkEnd w:id="28"/>
+      <w:bookmarkEnd w:id="27"/>
     </w:p>
     <w:p>
       <w:pPr>
@@ -7022,7 +6992,7 @@
           </w:ffData>
         </w:fldChar>
       </w:r>
-      <w:bookmarkStart w:id="29" w:name="Text5"/>
+      <w:bookmarkStart w:id="28" w:name="Text5"/>
       <w:r>
         <w:rPr>
           <w:sz w:val="24"/>
@@ -7045,43 +7015,17 @@
           <w:noProof/>
           <w:sz w:val="24"/>
         </w:rPr>
-        <w:t> </w:t>
+        <w:t>MQ</w:t>
       </w:r>
-      <w:r>
-        <w:rPr>
-          <w:noProof/>
-          <w:sz w:val="24"/>
-        </w:rPr>
-        <w:t> </w:t>
-      </w:r>
-      <w:r>
-        <w:rPr>
-          <w:noProof/>
-          <w:sz w:val="24"/>
-        </w:rPr>
-        <w:t> </w:t>
-      </w:r>
-      <w:r>
-        <w:rPr>
-          <w:noProof/>
-          <w:sz w:val="24"/>
-        </w:rPr>
-        <w:t> </w:t>
-      </w:r>
-      <w:r>
-        <w:rPr>
-          <w:noProof/>
-          <w:sz w:val="24"/>
-        </w:rPr>
-        <w:t> </w:t>
-      </w:r>
+      <w:bookmarkStart w:id="29" w:name="_GoBack"/>
+      <w:bookmarkEnd w:id="29"/>
       <w:r>
         <w:rPr>
           <w:sz w:val="24"/>
         </w:rPr>
         <w:fldChar w:fldCharType="end"/>
       </w:r>
-      <w:bookmarkEnd w:id="29"/>
+      <w:bookmarkEnd w:id="28"/>
     </w:p>
     <w:sectPr>
       <w:pgSz w:w="12240" w:h="15840"/>
@@ -8302,8 +8246,10 @@
     <w:compatSetting w:name="differentiateMultirowTableHeaders" w:uri="http://schemas.microsoft.com/office/word" w:val="1"/>
   </w:compat>
   <w:rsids>
-    <w:rsidRoot w:val="00E272A0"/>
-    <w:rsid w:val="00E272A0"/>
+    <w:rsidRoot w:val="005123E5"/>
+    <w:rsid w:val="00006719"/>
+    <w:rsid w:val="00291D3A"/>
+    <w:rsid w:val="005123E5"/>
   </w:rsids>
   <m:mathPr>
     <m:mathFont m:val="Cambria Math"/>
@@ -9059,7 +9005,7 @@
 </file>
 
 <file path=customXml/itemProps1.xml><?xml version="1.0" encoding="utf-8"?>
-<ds:datastoreItem xmlns:ds="http://schemas.openxmlformats.org/officeDocument/2006/customXml" ds:itemID="{8DBAAB6A-5F9B-46C1-AB99-874FBEC67C0C}">
+<ds:datastoreItem xmlns:ds="http://schemas.openxmlformats.org/officeDocument/2006/customXml" ds:itemID="{EEE78664-0D19-4DE2-ACB3-504295332082}">
   <ds:schemaRefs>
     <ds:schemaRef ds:uri="http://schemas.openxmlformats.org/officeDocument/2006/bibliography"/>
   </ds:schemaRefs>
